--- a/documents/hca/HCA_2_Cancer_Roadmap_Questions.docx
+++ b/documents/hca/HCA_2_Cancer_Roadmap_Questions.docx
@@ -2055,7 +2055,7 @@
                 <w:i w:val="0"/>
                 <w:sz w:val="19"/>
               </w:rPr>
-              <w:t>Prospective multicentre cohort: 18 of 66 women (27%) referred with a suspected sub-5 cm adenoma had FNH on hepatobiliary-contrast MRI; the authors held that this misdiagnosis rate alone justifies the scan.</w:t>
+              <w:t>Prospective multicentre cohort: 18 of 66 women (27%) referred with a suspected sub-5 cm adenoma had FNH on hepatobiliary-contrast MRI; the authors held that this misdiagnosis rate justifies the scan, if only to prevent unnecessary anxiety.</w:t>
             </w:r>
           </w:p>
         </w:tc>
@@ -2861,7 +2861,7 @@
                 <w:color w:val="5A6069"/>
                 <w:sz w:val="18"/>
               </w:rPr>
-              <w:t>Gate 1 · Standard subtype option 'Sonic hedgehog (shHCA)'; What we are not sure about #9</w:t>
+              <w:t>Gate 1 · Standard subtype option 'Sonic hedgehog (shHCA)'; Gate 1 · Reasonable 'Where tissue exists, ask for the four-antibody panel…' (pref); What we are not sure about #9</w:t>
             </w:r>
           </w:p>
         </w:tc>
@@ -3411,7 +3411,7 @@
                 <w:i w:val="0"/>
                 <w:sz w:val="19"/>
               </w:rPr>
-              <w:t>MRI 6 months after stopping contraception, repeat at 1 year, then annual ultrasound; every step, including the 6-month decision point, is graded very low quality (D), conditional.</w:t>
+              <w:t>MRI 6 months after stopping contraception, repeated at 1 year if unchanged or reduced below 5 cm, then annual ultrasound after the first 18 months; every step, including the 6-month decision point, is graded very low quality (D), conditional.</w:t>
             </w:r>
           </w:p>
         </w:tc>
@@ -3477,7 +3477,7 @@
                 <w:i w:val="0"/>
                 <w:sz w:val="19"/>
               </w:rPr>
-              <w:t>Of 194 patients with adenomas over 5 cm, 8.5-15.3% had regressed below 5 cm at 26 weeks against 58.5% eventually (median 104 weeks), without complications; authors propose 12 months for typical non-beta-catenin adenomas. 47 of 241 excluded for short follow-up.</w:t>
+              <w:t>Of 194 patients with adenomas over 5 cm, 8.5-15.3% had regressed below 5 cm at 26 weeks against 58.5% eventually (median 104 weeks), without complications. The authors propose 12 months for typical non-beta-catenin adenomas in women. 47 of 241 were excluded for short follow-up.</w:t>
             </w:r>
           </w:p>
         </w:tc>
@@ -3591,7 +3591,7 @@
           <w:b w:val="0"/>
           <w:i w:val="0"/>
         </w:rPr>
-        <w:t>EASL and ACG anchor the decision at 6 months, whereas the regression cohort, its authors and most surveyed experts favour waiting longer; the authors' 12-month proposal ignores baseline diameter even though time to regression was strongly size-dependent.</w:t>
+        <w:t>EASL anchors the decision at 6 months, while ACG uses a looser 6- to 12-month interval. The regression cohort, its authors and most surveyed experts favour waiting longer. The authors' 12-month proposal ignores baseline diameter even though time to regression was strongly size-dependent.</w:t>
       </w:r>
     </w:p>
     <w:p>
@@ -10573,7 +10573,7 @@
           <w:b w:val="0"/>
           <w:i w:val="0"/>
         </w:rPr>
-        <w:t>Interim local convention (grade D): a reassuring subtype may lengthen surveillance but must not withhold curative treatment from a lesion persistently over 5 cm or growing, and an unreassuring subtype alone does not add an operation beyond size, growth and sex; a 4-5 cm lesion is a board judgement. A proven beta-catenin adenoma is still routed to resection assessment.</w:t>
+        <w:t>Interim local convention (grade D): a reassuring subtype may lengthen surveillance but must not withhold curative treatment from a lesion persistently over 5 cm or growing, and an unreassuring subtype alone does not add an operation beyond size, growth and sex; a 4-5 cm lesion is a board judgement. A proven beta-catenin adenoma is still routed to resection assessment. The roadmap's two rules conflict for a sub-5 cm proven beta-catenin lesion, and it does not say which governs.</w:t>
       </w:r>
     </w:p>
     <w:p>
